--- a/lessons/3-2/downloads/3-2-notes-teacher-l1.docx
+++ b/lessons/3-2/downloads/3-2-notes-teacher-l1.docx
@@ -1946,47 +1946,6 @@
         <w:t xml:space="preserve">Write About the Math</w:t>
       </w:r>
     </w:p>
-    <w:p>
-      <w:pPr>
-        <w:spacing w:after="100"/>
-      </w:pPr>
-      <w:r>
-        <w:rPr>
-          <w:i/>
-          <w:iCs/>
-          <w:color w:val="5F6F80"/>
-          <w:sz w:val="19"/>
-          <w:szCs w:val="19"/>
-        </w:rPr>
-        <w:t xml:space="preserve">Use the support level you need. Every level answers the same math question.</w:t>
-      </w:r>
-    </w:p>
-    <w:p>
-      <w:pPr>
-        <w:pStyle w:val="Heading2"/>
-        <w:spacing w:after="80" w:before="180"/>
-      </w:pPr>
-      <w:r>
-        <w:rPr>
-          <w:b/>
-          <w:bCs/>
-          <w:color w:val="12355B"/>
-          <w:sz w:val="24"/>
-          <w:szCs w:val="24"/>
-        </w:rPr>
-        <w:t xml:space="preserve">1. Understand the Question</w:t>
-      </w:r>
-      <w:r>
-        <w:rPr>
-          <w:i/>
-          <w:iCs/>
-          <w:color w:val="B97A12"/>
-          <w:sz w:val="19"/>
-          <w:szCs w:val="19"/>
-        </w:rPr>
-        <w:t xml:space="preserve">   explain</w:t>
-      </w:r>
-    </w:p>
     <w:tbl>
       <w:tblPr>
         <w:tblW w:type="pct" w:w="100%"/>
@@ -2025,38 +1984,16 @@
               </w:rPr>
               <w:t xml:space="preserve">Which size is the better deal, and how do you know?</w:t>
             </w:r>
-          </w:p>
-          <w:p>
-            <w:pPr>
-              <w:spacing w:after="0"/>
-            </w:pPr>
-            <w:r>
-              <w:rPr>
-                <w:b/>
-                <w:bCs/>
-                <w:color w:val="12355B"/>
-                <w:sz w:val="20"/>
-                <w:szCs w:val="20"/>
-              </w:rPr>
-              <w:t xml:space="preserve">Your job:  </w:t>
-            </w:r>
-            <w:r>
-              <w:rPr>
-                <w:sz w:val="20"/>
-                <w:szCs w:val="20"/>
-              </w:rPr>
-              <w:t xml:space="preserve">Answer the question. Use math evidence. Explain how the evidence proves your answer.</w:t>
-            </w:r>
             <w:r>
               <w:rPr>
                 <w:i/>
                 <w:iCs/>
                 <w:color w:val="5F6F80"/>
-                <w:sz w:val="18"/>
-                <w:szCs w:val="18"/>
+                <w:sz w:val="19"/>
+                <w:szCs w:val="19"/>
               </w:rPr>
               <w:br/>
-              <w:t xml:space="preserve">Responde la pregunta. Usa evidencia matemática. Explica cómo la evidencia demuestra tu respuesta.</w:t>
+              <w:t xml:space="preserve">¿Qué tamaño es la mejor oferta y cómo lo sabes?</w:t>
             </w:r>
           </w:p>
         </w:tc>
@@ -2064,33 +2001,22 @@
     </w:tbl>
     <w:p>
       <w:pPr>
-        <w:pStyle w:val="Heading2"/>
-        <w:spacing w:after="80" w:before="180"/>
-      </w:pPr>
-      <w:r>
-        <w:rPr>
-          <w:b/>
-          <w:bCs/>
-          <w:color w:val="12355B"/>
-          <w:sz w:val="24"/>
-          <w:szCs w:val="24"/>
-        </w:rPr>
-        <w:t xml:space="preserve">2. Plan Your Math Words</w:t>
-      </w:r>
+        <w:spacing w:after="100"/>
+      </w:pPr>
       <w:r>
         <w:rPr>
           <w:i/>
           <w:iCs/>
-          <w:color w:val="1FA6A2"/>
+          <w:color w:val="5F6F80"/>
           <w:sz w:val="19"/>
           <w:szCs w:val="19"/>
         </w:rPr>
-        <w:t xml:space="preserve">   check at least two</w:t>
-      </w:r>
-    </w:p>
-    <w:p>
-      <w:pPr>
-        <w:spacing w:after="60"/>
+        <w:t xml:space="preserve">Say your answer to a partner first. Then write it, using at least two of these words:</w:t>
+      </w:r>
+    </w:p>
+    <w:p>
+      <w:pPr>
+        <w:spacing w:after="40"/>
       </w:pPr>
       <w:r>
         <w:rPr>
@@ -2110,14 +2036,7 @@
           <w:sz w:val="20"/>
           <w:szCs w:val="20"/>
         </w:rPr>
-        <w:t xml:space="preserve">Rates and Unit Rates — </w:t>
-      </w:r>
-      <w:r>
-        <w:rPr>
-          <w:sz w:val="20"/>
-          <w:szCs w:val="20"/>
-        </w:rPr>
-        <w:t xml:space="preserve">A rate compares different units; a unit rate compares a quantity to 1 unit.</w:t>
+        <w:t xml:space="preserve">Rates and Unit Rates</w:t>
       </w:r>
       <w:r>
         <w:rPr>
@@ -2127,13 +2046,12 @@
           <w:sz w:val="18"/>
           <w:szCs w:val="18"/>
         </w:rPr>
-        <w:br/>
-        <w:t xml:space="preserve">Tasas y tasas unitarias — Una tasa compara unidades diferentes; una tasa unitaria compara una cantidad con 1 unidad.</w:t>
-      </w:r>
-    </w:p>
-    <w:p>
-      <w:pPr>
-        <w:spacing w:after="60"/>
+        <w:t xml:space="preserve">  ·  Tasas y tasas unitarias</w:t>
+      </w:r>
+    </w:p>
+    <w:p>
+      <w:pPr>
+        <w:spacing w:after="40"/>
       </w:pPr>
       <w:r>
         <w:rPr>
@@ -2153,14 +2071,7 @@
           <w:sz w:val="20"/>
           <w:szCs w:val="20"/>
         </w:rPr>
-        <w:t xml:space="preserve">Rate — </w:t>
-      </w:r>
-      <w:r>
-        <w:rPr>
-          <w:sz w:val="20"/>
-          <w:szCs w:val="20"/>
-        </w:rPr>
-        <w:t xml:space="preserve">A ratio comparing two amounts with different units, like miles per hour.</w:t>
+        <w:t xml:space="preserve">Rate</w:t>
       </w:r>
       <w:r>
         <w:rPr>
@@ -2170,13 +2081,12 @@
           <w:sz w:val="18"/>
           <w:szCs w:val="18"/>
         </w:rPr>
-        <w:br/>
-        <w:t xml:space="preserve">Tasa — Una razón que compara dos cantidades con unidades distintas, como millas por hora.</w:t>
-      </w:r>
-    </w:p>
-    <w:p>
-      <w:pPr>
-        <w:spacing w:after="60"/>
+        <w:t xml:space="preserve">  ·  Tasa</w:t>
+      </w:r>
+    </w:p>
+    <w:p>
+      <w:pPr>
+        <w:spacing w:after="40"/>
       </w:pPr>
       <w:r>
         <w:rPr>
@@ -2196,14 +2106,7 @@
           <w:sz w:val="20"/>
           <w:szCs w:val="20"/>
         </w:rPr>
-        <w:t xml:space="preserve">Unit Rate — </w:t>
-      </w:r>
-      <w:r>
-        <w:rPr>
-          <w:sz w:val="20"/>
-          <w:szCs w:val="20"/>
-        </w:rPr>
-        <w:t xml:space="preserve">A rate for just 1 of something, like cost for 1 item.</w:t>
+        <w:t xml:space="preserve">Unit Rate</w:t>
       </w:r>
       <w:r>
         <w:rPr>
@@ -2213,13 +2116,12 @@
           <w:sz w:val="18"/>
           <w:szCs w:val="18"/>
         </w:rPr>
-        <w:br/>
-        <w:t xml:space="preserve">Tasa unitaria — Una tasa para solo 1 de algo, como el precio de 1 artículo.</w:t>
-      </w:r>
-    </w:p>
-    <w:p>
-      <w:pPr>
-        <w:spacing w:after="60"/>
+        <w:t xml:space="preserve">  ·  Tasa unitaria</w:t>
+      </w:r>
+    </w:p>
+    <w:p>
+      <w:pPr>
+        <w:spacing w:after="40"/>
       </w:pPr>
       <w:r>
         <w:rPr>
@@ -2239,14 +2141,7 @@
           <w:sz w:val="20"/>
           <w:szCs w:val="20"/>
         </w:rPr>
-        <w:t xml:space="preserve">Per — </w:t>
-      </w:r>
-      <w:r>
-        <w:rPr>
-          <w:sz w:val="20"/>
-          <w:szCs w:val="20"/>
-        </w:rPr>
-        <w:t xml:space="preserve">For each one. Example: 5 dollars per book.</w:t>
+        <w:t xml:space="preserve">Per</w:t>
       </w:r>
       <w:r>
         <w:rPr>
@@ -2256,13 +2151,12 @@
           <w:sz w:val="18"/>
           <w:szCs w:val="18"/>
         </w:rPr>
-        <w:br/>
-        <w:t xml:space="preserve">Por — Por cada uno. Ejemplo: 5 dólares por libro.</w:t>
-      </w:r>
-    </w:p>
-    <w:p>
-      <w:pPr>
-        <w:spacing w:after="60"/>
+        <w:t xml:space="preserve">  ·  Por</w:t>
+      </w:r>
+    </w:p>
+    <w:p>
+      <w:pPr>
+        <w:spacing w:after="40"/>
       </w:pPr>
       <w:r>
         <w:rPr>
@@ -2282,14 +2176,7 @@
           <w:sz w:val="20"/>
           <w:szCs w:val="20"/>
         </w:rPr>
-        <w:t xml:space="preserve">Ratio — </w:t>
-      </w:r>
-      <w:r>
-        <w:rPr>
-          <w:sz w:val="20"/>
-          <w:szCs w:val="20"/>
-        </w:rPr>
-        <w:t xml:space="preserve">A way to compare two amounts, like 3 to 2.</w:t>
+        <w:t xml:space="preserve">Ratio</w:t>
       </w:r>
       <w:r>
         <w:rPr>
@@ -2299,109 +2186,7 @@
           <w:sz w:val="18"/>
           <w:szCs w:val="18"/>
         </w:rPr>
-        <w:br/>
-        <w:t xml:space="preserve">Razón — Una manera de comparar dos cantidades, como 3 a 2.</w:t>
-      </w:r>
-    </w:p>
-    <w:tbl>
-      <w:tblPr>
-        <w:tblW w:type="pct" w:w="100%"/>
-        <w:tblBorders>
-          <w:top w:val="single" w:color="1FA6A2" w:sz="8"/>
-          <w:left w:val="single" w:color="1FA6A2" w:sz="8"/>
-          <w:bottom w:val="single" w:color="1FA6A2" w:sz="8"/>
-          <w:right w:val="single" w:color="1FA6A2" w:sz="8"/>
-          <w:insideH w:val="single" w:color="auto" w:sz="4"/>
-          <w:insideV w:val="single" w:color="auto" w:sz="4"/>
-        </w:tblBorders>
-      </w:tblPr>
-      <w:tblGrid>
-        <w:gridCol w:w="100"/>
-      </w:tblGrid>
-      <w:tr>
-        <w:tc>
-          <w:tcPr>
-            <w:shd w:fill="F7FFFD" w:color="auto" w:val="clear"/>
-            <w:tcMar>
-              <w:top w:type="dxa" w:w="120"/>
-              <w:left w:type="dxa" w:w="180"/>
-              <w:bottom w:type="dxa" w:w="120"/>
-              <w:right w:type="dxa" w:w="180"/>
-            </w:tcMar>
-          </w:tcPr>
-          <w:p>
-            <w:pPr>
-              <w:spacing w:after="50"/>
-            </w:pPr>
-            <w:r>
-              <w:rPr>
-                <w:b/>
-                <w:bCs/>
-                <w:color w:val="1FA6A2"/>
-                <w:sz w:val="20"/>
-                <w:szCs w:val="20"/>
-              </w:rPr>
-              <w:t xml:space="preserve">Say it first:  </w:t>
-            </w:r>
-            <w:r>
-              <w:rPr>
-                <w:sz w:val="20"/>
-                <w:szCs w:val="20"/>
-              </w:rPr>
-              <w:t xml:space="preserve">Say your idea to a partner or quietly to yourself before you write.</w:t>
-            </w:r>
-          </w:p>
-          <w:p>
-            <w:pPr>
-              <w:spacing w:after="60"/>
-            </w:pPr>
-            <w:r>
-              <w:rPr>
-                <w:color w:val="1A2733"/>
-                <w:sz w:val="21"/>
-                <w:szCs w:val="21"/>
-              </w:rPr>
-              <w:t xml:space="preserve">The ___ bag is the better deal because its unit rate is $___ per cup, which is ___ than $___ per cup for the other size.</w:t>
-            </w:r>
-            <w:r>
-              <w:rPr>
-                <w:i/>
-                <w:iCs/>
-                <w:color w:val="5F6F80"/>
-                <w:sz w:val="19"/>
-                <w:szCs w:val="19"/>
-              </w:rPr>
-              <w:br/>
-              <w:t xml:space="preserve">Di tu respuesta primero: Mi respuesta es ___ porque ___.</w:t>
-            </w:r>
-          </w:p>
-        </w:tc>
-      </w:tr>
-    </w:tbl>
-    <w:p>
-      <w:pPr>
-        <w:pStyle w:val="Heading2"/>
-        <w:spacing w:after="80" w:before="180"/>
-      </w:pPr>
-      <w:r>
-        <w:rPr>
-          <w:b/>
-          <w:bCs/>
-          <w:color w:val="12355B"/>
-          <w:sz w:val="24"/>
-          <w:szCs w:val="24"/>
-        </w:rPr>
-        <w:t xml:space="preserve">3. Build Your Explanation</w:t>
-      </w:r>
-      <w:r>
-        <w:rPr>
-          <w:i/>
-          <w:iCs/>
-          <w:color w:val="B97A12"/>
-          <w:sz w:val="19"/>
-          <w:szCs w:val="19"/>
-        </w:rPr>
-        <w:t xml:space="preserve">   choose your support</w:t>
+        <w:t xml:space="preserve">  ·  Razón</w:t>
       </w:r>
     </w:p>
     <w:tbl>
@@ -2432,21 +2217,6 @@
           </w:tcPr>
           <w:p>
             <w:pPr>
-              <w:spacing w:after="50"/>
-            </w:pPr>
-            <w:r>
-              <w:rPr>
-                <w:i/>
-                <w:iCs/>
-                <w:color w:val="5F6F80"/>
-                <w:sz w:val="19"/>
-                <w:szCs w:val="19"/>
-              </w:rPr>
-              <w:t xml:space="preserve">This model shows the parts of an explanation. It does not answer your writing question.</w:t>
-            </w:r>
-          </w:p>
-          <w:p>
-            <w:pPr>
               <w:spacing w:after="80"/>
             </w:pPr>
             <w:r>
@@ -2457,58 +2227,14 @@
                 <w:sz w:val="19"/>
                 <w:szCs w:val="19"/>
               </w:rPr>
-              <w:t xml:space="preserve">Claim:  </w:t>
+              <w:t xml:space="preserve">Model:  </w:t>
             </w:r>
             <w:r>
               <w:rPr>
                 <w:sz w:val="19"/>
                 <w:szCs w:val="19"/>
               </w:rPr>
-              <w:t xml:space="preserve">It is hard to compare because the booths have different numbers of games.</w:t>
-            </w:r>
-          </w:p>
-          <w:p>
-            <w:pPr>
-              <w:spacing w:after="80"/>
-            </w:pPr>
-            <w:r>
-              <w:rPr>
-                <w:b/>
-                <w:bCs/>
-                <w:color w:val="12355B"/>
-                <w:sz w:val="19"/>
-                <w:szCs w:val="19"/>
-              </w:rPr>
-              <w:t xml:space="preserve">Evidence:  </w:t>
-            </w:r>
-            <w:r>
-              <w:rPr>
-                <w:sz w:val="19"/>
-                <w:szCs w:val="19"/>
-              </w:rPr>
-              <w:t xml:space="preserve">Students notice the prices cannot be compared directly because the number of games differs, so they need the cost for one game (the unit rate) to compare fairly.</w:t>
-            </w:r>
-          </w:p>
-          <w:p>
-            <w:pPr>
-              <w:spacing w:after="80"/>
-            </w:pPr>
-            <w:r>
-              <w:rPr>
-                <w:b/>
-                <w:bCs/>
-                <w:color w:val="12355B"/>
-                <w:sz w:val="19"/>
-                <w:szCs w:val="19"/>
-              </w:rPr>
-              <w:t xml:space="preserve">Reasoning:  </w:t>
-            </w:r>
-            <w:r>
-              <w:rPr>
-                <w:sz w:val="19"/>
-                <w:szCs w:val="19"/>
-              </w:rPr>
-              <w:t xml:space="preserve">This evidence connects the definition of rates and unit rates to the mathematical claim.</w:t>
+              <w:t xml:space="preserve">It is hard to compare because the booths have different numbers of games. — Students notice the prices cannot be compared directly because the number of games differs, so they need the cost for one game (the unit rate) to compare fairly.</w:t>
             </w:r>
           </w:p>
         </w:tc>
@@ -2587,7 +2313,7 @@
           <w:sz w:val="21"/>
           <w:szCs w:val="21"/>
         </w:rPr>
-        <w:t xml:space="preserve">My answer is ___.</w:t>
+        <w:t xml:space="preserve">My answer is ___ because ___.</w:t>
       </w:r>
       <w:r>
         <w:rPr>
@@ -2598,7 +2324,7 @@
           <w:szCs w:val="19"/>
         </w:rPr>
         <w:br/>
-        <w:t xml:space="preserve">Mi respuesta es ___.</w:t>
+        <w:t xml:space="preserve">Mi respuesta es ___ porque ___.</w:t>
       </w:r>
     </w:p>
     <w:tbl>
@@ -2738,7 +2464,7 @@
           <w:sz w:val="21"/>
           <w:szCs w:val="21"/>
         </w:rPr>
-        <w:t xml:space="preserve">I know because ___.</w:t>
+        <w:t xml:space="preserve">My evidence is ___, so ___.</w:t>
       </w:r>
       <w:r>
         <w:rPr>
@@ -2749,31 +2475,7 @@
           <w:szCs w:val="19"/>
         </w:rPr>
         <w:br/>
-        <w:t xml:space="preserve">Lo sé porque ___.</w:t>
-      </w:r>
-    </w:p>
-    <w:p>
-      <w:pPr>
-        <w:spacing w:after="60"/>
-      </w:pPr>
-      <w:r>
-        <w:rPr>
-          <w:color w:val="1A2733"/>
-          <w:sz w:val="21"/>
-          <w:szCs w:val="21"/>
-        </w:rPr>
-        <w:t xml:space="preserve">So ___.</w:t>
-      </w:r>
-      <w:r>
-        <w:rPr>
-          <w:i/>
-          <w:iCs/>
-          <w:color w:val="5F6F80"/>
-          <w:sz w:val="19"/>
-          <w:szCs w:val="19"/>
-        </w:rPr>
-        <w:br/>
-        <w:t xml:space="preserve">Entonces ___.</w:t>
+        <w:t xml:space="preserve">Mi evidencia es ___, entonces ___.</w:t>
       </w:r>
     </w:p>
     <w:tbl>
@@ -2879,78 +2581,6 @@
         <w:t xml:space="preserve">Escribe una afirmación, da evidencia matemática y explica tu razonamiento.</w:t>
       </w:r>
     </w:p>
-    <w:p>
-      <w:pPr>
-        <w:spacing w:after="60"/>
-      </w:pPr>
-      <w:r>
-        <w:rPr>
-          <w:color w:val="1A2733"/>
-          <w:sz w:val="21"/>
-          <w:szCs w:val="21"/>
-        </w:rPr>
-        <w:t xml:space="preserve">My claim is ___.</w:t>
-      </w:r>
-      <w:r>
-        <w:rPr>
-          <w:i/>
-          <w:iCs/>
-          <w:color w:val="5F6F80"/>
-          <w:sz w:val="19"/>
-          <w:szCs w:val="19"/>
-        </w:rPr>
-        <w:br/>
-        <w:t xml:space="preserve">Mi afirmación es ___.</w:t>
-      </w:r>
-    </w:p>
-    <w:p>
-      <w:pPr>
-        <w:spacing w:after="60"/>
-      </w:pPr>
-      <w:r>
-        <w:rPr>
-          <w:color w:val="1A2733"/>
-          <w:sz w:val="21"/>
-          <w:szCs w:val="21"/>
-        </w:rPr>
-        <w:t xml:space="preserve">My math evidence is ___.</w:t>
-      </w:r>
-      <w:r>
-        <w:rPr>
-          <w:i/>
-          <w:iCs/>
-          <w:color w:val="5F6F80"/>
-          <w:sz w:val="19"/>
-          <w:szCs w:val="19"/>
-        </w:rPr>
-        <w:br/>
-        <w:t xml:space="preserve">Mi evidencia matemática es ___.</w:t>
-      </w:r>
-    </w:p>
-    <w:p>
-      <w:pPr>
-        <w:spacing w:after="60"/>
-      </w:pPr>
-      <w:r>
-        <w:rPr>
-          <w:color w:val="1A2733"/>
-          <w:sz w:val="21"/>
-          <w:szCs w:val="21"/>
-        </w:rPr>
-        <w:t xml:space="preserve">This proves ___ because ___.</w:t>
-      </w:r>
-      <w:r>
-        <w:rPr>
-          <w:i/>
-          <w:iCs/>
-          <w:color w:val="5F6F80"/>
-          <w:sz w:val="19"/>
-          <w:szCs w:val="19"/>
-        </w:rPr>
-        <w:br/>
-        <w:t xml:space="preserve">Esto demuestra ___ porque ___.</w:t>
-      </w:r>
-    </w:p>
     <w:tbl>
       <w:tblPr>
         <w:tblW w:type="pct" w:w="100%"/>
@@ -3033,7 +2663,7 @@
           <w:sz w:val="24"/>
           <w:szCs w:val="24"/>
         </w:rPr>
-        <w:t xml:space="preserve">4. Check Your Explanation</w:t>
+        <w:t xml:space="preserve">Check Your Explanation</w:t>
       </w:r>
       <w:r>
         <w:rPr>
@@ -3043,7 +2673,7 @@
           <w:sz w:val="19"/>
           <w:szCs w:val="19"/>
         </w:rPr>
-        <w:t xml:space="preserve">   five quick checks</w:t>
+        <w:t xml:space="preserve">   three quick checks</w:t>
       </w:r>
     </w:p>
     <w:p>
@@ -3067,17 +2697,6 @@
         </w:rPr>
         <w:t xml:space="preserve">I answered the question.</w:t>
       </w:r>
-      <w:r>
-        <w:rPr>
-          <w:i/>
-          <w:iCs/>
-          <w:color w:val="5F6F80"/>
-          <w:sz w:val="18"/>
-          <w:szCs w:val="18"/>
-        </w:rPr>
-        <w:br/>
-        <w:t xml:space="preserve">Respondí la pregunta.</w:t>
-      </w:r>
     </w:p>
     <w:p>
       <w:pPr>
@@ -3098,18 +2717,7 @@
           <w:sz w:val="20"/>
           <w:szCs w:val="20"/>
         </w:rPr>
-        <w:t xml:space="preserve">I used math evidence: numbers, an equation, a model, or a comparison.</w:t>
-      </w:r>
-      <w:r>
-        <w:rPr>
-          <w:i/>
-          <w:iCs/>
-          <w:color w:val="5F6F80"/>
-          <w:sz w:val="18"/>
-          <w:szCs w:val="18"/>
-        </w:rPr>
-        <w:br/>
-        <w:t xml:space="preserve">Usé evidencia matemática: números, una ecuación, un modelo o una comparación.</w:t>
+        <w:t xml:space="preserve">I used math evidence: numbers, an equation, or a model.</w:t>
       </w:r>
     </w:p>
     <w:p>
@@ -3131,84 +2739,7 @@
           <w:sz w:val="20"/>
           <w:szCs w:val="20"/>
         </w:rPr>
-        <w:t xml:space="preserve">I explained how the evidence proves my answer.</w:t>
-      </w:r>
-      <w:r>
-        <w:rPr>
-          <w:i/>
-          <w:iCs/>
-          <w:color w:val="5F6F80"/>
-          <w:sz w:val="18"/>
-          <w:szCs w:val="18"/>
-        </w:rPr>
-        <w:br/>
-        <w:t xml:space="preserve">Expliqué cómo la evidencia demuestra mi respuesta.</w:t>
-      </w:r>
-    </w:p>
-    <w:p>
-      <w:pPr>
-        <w:spacing w:after="80"/>
-      </w:pPr>
-      <w:r>
-        <w:rPr>
-          <w:b/>
-          <w:bCs/>
-          <w:color w:val="1FA6A2"/>
-          <w:sz w:val="22"/>
-          <w:szCs w:val="22"/>
-        </w:rPr>
-        <w:t xml:space="preserve">☐  </w:t>
-      </w:r>
-      <w:r>
-        <w:rPr>
-          <w:sz w:val="20"/>
-          <w:szCs w:val="20"/>
-        </w:rPr>
         <w:t xml:space="preserve">I used at least two math words.</w:t>
-      </w:r>
-      <w:r>
-        <w:rPr>
-          <w:i/>
-          <w:iCs/>
-          <w:color w:val="5F6F80"/>
-          <w:sz w:val="18"/>
-          <w:szCs w:val="18"/>
-        </w:rPr>
-        <w:br/>
-        <w:t xml:space="preserve">Usé por lo menos dos palabras matemáticas.</w:t>
-      </w:r>
-    </w:p>
-    <w:p>
-      <w:pPr>
-        <w:spacing w:after="80"/>
-      </w:pPr>
-      <w:r>
-        <w:rPr>
-          <w:b/>
-          <w:bCs/>
-          <w:color w:val="1FA6A2"/>
-          <w:sz w:val="22"/>
-          <w:szCs w:val="22"/>
-        </w:rPr>
-        <w:t xml:space="preserve">☐  </w:t>
-      </w:r>
-      <w:r>
-        <w:rPr>
-          <w:sz w:val="20"/>
-          <w:szCs w:val="20"/>
-        </w:rPr>
-        <w:t xml:space="preserve">I reread complete sentences and punctuation.</w:t>
-      </w:r>
-      <w:r>
-        <w:rPr>
-          <w:i/>
-          <w:iCs/>
-          <w:color w:val="5F6F80"/>
-          <w:sz w:val="18"/>
-          <w:szCs w:val="18"/>
-        </w:rPr>
-        <w:br/>
-        <w:t xml:space="preserve">Volví a leer mis oraciones completas y la puntuación.</w:t>
       </w:r>
     </w:p>
     <w:p>
@@ -5282,7 +4813,7 @@
           <w:sz w:val="20"/>
           <w:szCs w:val="20"/>
         </w:rPr>
-        <w:t xml:space="preserve">☐  I answered the question.</w:t>
+        <w:t xml:space="preserve">☐  The answer to the math question is correct.</w:t>
       </w:r>
     </w:p>
     <w:p>
@@ -5294,7 +4825,7 @@
           <w:sz w:val="20"/>
           <w:szCs w:val="20"/>
         </w:rPr>
-        <w:t xml:space="preserve">☐  I used math evidence: numbers, an equation, a model, or a comparison.</w:t>
+        <w:t xml:space="preserve">☐  The evidence is real lesson mathematics (numbers, equation, or model), not restated claim.</w:t>
       </w:r>
     </w:p>
     <w:p>
@@ -5306,31 +4837,7 @@
           <w:sz w:val="20"/>
           <w:szCs w:val="20"/>
         </w:rPr>
-        <w:t xml:space="preserve">☐  I explained how the evidence proves my answer.</w:t>
-      </w:r>
-    </w:p>
-    <w:p>
-      <w:pPr>
-        <w:spacing w:after="80"/>
-      </w:pPr>
-      <w:r>
-        <w:rPr>
-          <w:sz w:val="20"/>
-          <w:szCs w:val="20"/>
-        </w:rPr>
-        <w:t xml:space="preserve">☐  I used at least two math words.</w:t>
-      </w:r>
-    </w:p>
-    <w:p>
-      <w:pPr>
-        <w:spacing w:after="80"/>
-      </w:pPr>
-      <w:r>
-        <w:rPr>
-          <w:sz w:val="20"/>
-          <w:szCs w:val="20"/>
-        </w:rPr>
-        <w:t xml:space="preserve">☐  I reread complete sentences and punctuation.</w:t>
+        <w:t xml:space="preserve">☐  The support level changed the language scaffolding, never the mathematical expectation.</w:t>
       </w:r>
     </w:p>
     <w:sectPr>
